--- a/src/quizml/templates/tcd-exam.docx
+++ b/src/quizml/templates/tcd-exam.docx
@@ -496,7 +496,7 @@
         </w:rPr>
       </w:pPr>
       <w:r>
-        <w:t>{{p header.instructions }}</w:t>
+        <w:t>{{p (header.instructions or 'Please answer all questions.') | docx_bold }}</w:t>
       </w:r>
     </w:p>
     <w:p>
@@ -611,7 +611,7 @@
         </w:rPr>
       </w:pPr>
       <w:r>
-        <w:t>{{p header.additionalinformation }}</w:t>
+        <w:t>{{p header.additionalinformation | docx_block }}</w:t>
       </w:r>
     </w:p>
     <w:p>
@@ -686,7 +686,7 @@
                 <w:rFonts w:ascii="Calibri" w:hAnsi="Calibri"/>
                 <w:sz w:val="22"/>
               </w:rPr>
-              <w:t>{{ candidate_info.line1_label }}:</w:t>
+              <w:t>{% set is_midterm = (header.midterm or header.infomidterm)|string|lower in ['true', '1', 'yes'] %}{{ 'Student Name' if is_midterm else 'Exam Number' }}:</w:t>
               <w:tab/>
             </w:r>
             <w:r>
@@ -706,7 +706,7 @@
                 <w:rFonts w:ascii="Calibri" w:hAnsi="Calibri"/>
                 <w:sz w:val="22"/>
               </w:rPr>
-              <w:t>{{ candidate_info.line2_label }}:</w:t>
+              <w:t>{% set is_midterm = (header.midterm or header.infomidterm)|string|lower in ['true', '1', 'yes'] %}{{ 'Student Number' if is_midterm else 'Seat Number' }}:</w:t>
               <w:tab/>
             </w:r>
             <w:r>
@@ -731,7 +731,7 @@
                 <w:rFonts w:ascii="Calibri" w:hAnsi="Calibri"/>
                 <w:sz w:val="22"/>
               </w:rPr>
-              <w:t>{{ candidate_info.mark_instruction }}</w:t>
+              <w:t>{% set is_midterm = (header.midterm or header.infomidterm)|string|lower in ['true', '1', 'yes'] %}{{ 'Mark your student number below:' if is_midterm else 'Mark your exam number below:' }}</w:t>
             </w:r>
           </w:p>
           <w:p>
@@ -743,7 +743,7 @@
                 <w:rFonts w:ascii="Calibri" w:hAnsi="Calibri"/>
                 <w:sz w:val="20"/>
               </w:rPr>
-              <w:t>{{ candidate_info.digit_rows }}</w:t>
+              <w:t>{% set is_midterm = (header.midterm or header.infomidterm)|string|lower in ['true', '1', 'yes'] %}{{ (['⓪ ① ② ③ ④ ⑤ ⑥ ⑦ ⑧ ⑨'] * (8 if is_midterm else 5)) | join('\n') }}</w:t>
             </w:r>
           </w:p>
         </w:tc>
@@ -802,6 +802,171 @@
           <w:sz w:val="21"/>
         </w:rPr>
         <w:t xml:space="preserve"> questions, mark Ⓣ or Ⓕ. For questions with multiple choices, mark all solutions that are correct (for instance 🅐🅑Ⓒ🅓).</w:t>
+      </w:r>
+    </w:p>
+    <w:p>
+      <w:r>
+        <w:t>{%p set empty_bubbles = 'ⒶⒷⒸⒹⒺⒻⒼⒽⒾⒿⓀⓁⓂⓃⓄⓅⓆⓇⓈⓉⓊⓋⓌⓍⓎⓏ' %}</w:t>
+      </w:r>
+    </w:p>
+    <w:p>
+      <w:r>
+        <w:t>{%p set filled_bubbles = '🅐🅑🅒🅓🅔🅕🅖🅗🅘🅙🅚🅛🅜🅝🅞🅟🅠🅡🅢🅣🅤🅥🅦🅧🅨🅩' %}</w:t>
+      </w:r>
+    </w:p>
+    <w:p>
+      <w:r>
+        <w:t>{%p set q_ns = namespace(num=0, cells=[]) %}</w:t>
+      </w:r>
+    </w:p>
+    <w:p>
+      <w:r>
+        <w:t>{%p for q in questions %}</w:t>
+      </w:r>
+    </w:p>
+    <w:p>
+      <w:r>
+        <w:t>{%p if q.type != 'part' %}</w:t>
+      </w:r>
+    </w:p>
+    <w:p>
+      <w:r>
+        <w:t>{%p set q_ns.num = q_ns.num + 1 %}</w:t>
+      </w:r>
+    </w:p>
+    <w:p>
+      <w:r>
+        <w:t>{%p if q.type in ['mc', 'ma'] and q.choices %}</w:t>
+      </w:r>
+    </w:p>
+    <w:p>
+      <w:r>
+        <w:t>{%p set b_ns = namespace(items=[]) %}</w:t>
+      </w:r>
+    </w:p>
+    <w:p>
+      <w:r>
+        <w:t>{%p for c in q.choices %}</w:t>
+      </w:r>
+    </w:p>
+    <w:p>
+      <w:r>
+        <w:t>{%p set is_cor = solutions and (c.x is defined) %}</w:t>
+      </w:r>
+    </w:p>
+    <w:p>
+      <w:r>
+        <w:t>{%p set b_ns.items = b_ns.items + [filled_bubbles[loop.index0] if is_cor else empty_bubbles[loop.index0]] %}</w:t>
+      </w:r>
+    </w:p>
+    <w:p>
+      <w:r>
+        <w:t>{%p endfor %}</w:t>
+      </w:r>
+    </w:p>
+    <w:p>
+      <w:r>
+        <w:t>{%p set q_ns.cells = q_ns.cells + [dict(num='Q.' ~ q_ns.num, sep='\t', bubbles=b_ns.items | join(' '))] %}</w:t>
+      </w:r>
+    </w:p>
+    <w:p>
+      <w:r>
+        <w:t>{%p elif q.type == 'tf' %}</w:t>
+      </w:r>
+    </w:p>
+    <w:p>
+      <w:r>
+        <w:t>{%p set ans_true = (q.answer|string|lower == 'true') %}</w:t>
+      </w:r>
+    </w:p>
+    <w:p>
+      <w:r>
+        <w:t>{%p set b_str = ('🅣 Ⓕ' if ans_true else 'Ⓣ 🅕') if solutions else 'Ⓣ Ⓕ' %}</w:t>
+      </w:r>
+    </w:p>
+    <w:p>
+      <w:r>
+        <w:t>{%p set q_ns.cells = q_ns.cells + [dict(num='Q.' ~ q_ns.num, sep='\t', bubbles=b_str)] %}</w:t>
+      </w:r>
+    </w:p>
+    <w:p>
+      <w:r>
+        <w:t>{%p elif q.type == 'essay' %}</w:t>
+      </w:r>
+    </w:p>
+    <w:p>
+      <w:r>
+        <w:t>{%p set q_ns.cells = q_ns.cells + [dict(num='Q.' ~ q_ns.num, sep='\t', bubbles='essay question')] %}</w:t>
+      </w:r>
+    </w:p>
+    <w:p>
+      <w:r>
+        <w:t>{%p else %}</w:t>
+      </w:r>
+    </w:p>
+    <w:p>
+      <w:r>
+        <w:t>{%p set q_ns.cells = q_ns.cells + [dict(num='Q.' ~ q_ns.num, sep='\t', bubbles='see question paper')] %}</w:t>
+      </w:r>
+    </w:p>
+    <w:p>
+      <w:r>
+        <w:t>{%p endif %}</w:t>
+      </w:r>
+    </w:p>
+    <w:p>
+      <w:r>
+        <w:t>{%p endif %}</w:t>
+      </w:r>
+    </w:p>
+    <w:p>
+      <w:r>
+        <w:t>{%p endfor %}</w:t>
+      </w:r>
+    </w:p>
+    <w:p>
+      <w:r>
+        <w:t>{%p set grid_ns = namespace(rows=[]) %}</w:t>
+      </w:r>
+    </w:p>
+    <w:p>
+      <w:r>
+        <w:t>{%p set n_rows = ((q_ns.cells | length) + 2) // 3 %}</w:t>
+      </w:r>
+    </w:p>
+    <w:p>
+      <w:r>
+        <w:t>{%p set empty_cell = dict(num='', sep='', bubbles='') %}</w:t>
+      </w:r>
+    </w:p>
+    <w:p>
+      <w:r>
+        <w:t>{%p for r in range(n_rows) %}</w:t>
+      </w:r>
+    </w:p>
+    <w:p>
+      <w:r>
+        <w:t>{%p set c1 = q_ns.cells[r] if r &lt; (q_ns.cells | length) else empty_cell %}</w:t>
+      </w:r>
+    </w:p>
+    <w:p>
+      <w:r>
+        <w:t>{%p set c2 = q_ns.cells[r + n_rows] if (r + n_rows) &lt; (q_ns.cells | length) else empty_cell %}</w:t>
+      </w:r>
+    </w:p>
+    <w:p>
+      <w:r>
+        <w:t>{%p set c3 = q_ns.cells[r + 2 * n_rows] if (r + 2 * n_rows) &lt; (q_ns.cells | length) else empty_cell %}</w:t>
+      </w:r>
+    </w:p>
+    <w:p>
+      <w:r>
+        <w:t>{%p set grid_ns.rows = grid_ns.rows + [dict(c1=c1, c2=c2, c3=c3)] %}</w:t>
+      </w:r>
+    </w:p>
+    <w:p>
+      <w:r>
+        <w:t>{%p endfor %}</w:t>
       </w:r>
     </w:p>
     <w:tbl>
@@ -829,7 +994,7 @@
           </w:tcPr>
           <w:p>
             <w:r>
-              <w:t>{%tr for row in answer_sheet_rows %}</w:t>
+              <w:t>{%tr for row in grid_ns.rows %}</w:t>
             </w:r>
           </w:p>
         </w:tc>
@@ -1004,7 +1169,62 @@
     </w:p>
     <w:p>
       <w:r>
+        <w:t>{%p set q_counter = namespace(num=0) %}</w:t>
+      </w:r>
+    </w:p>
+    <w:p>
+      <w:r>
         <w:t>{%p for q in questions %}</w:t>
+      </w:r>
+    </w:p>
+    <w:p>
+      <w:r>
+        <w:t>{%p if q.type == 'part' %}</w:t>
+      </w:r>
+    </w:p>
+    <w:p>
+      <w:r>
+        <w:t>{%p if q.title %}</w:t>
+      </w:r>
+    </w:p>
+    <w:p>
+      <w:r>
+        <w:rPr>
+          <w:rFonts w:ascii="Calibri" w:hAnsi="Calibri"/>
+          <w:b/>
+          <w:sz w:val="28"/>
+        </w:rPr>
+        <w:t>{{ q.title }}</w:t>
+      </w:r>
+    </w:p>
+    <w:p>
+      <w:r>
+        <w:t>{%p endif %}</w:t>
+      </w:r>
+    </w:p>
+    <w:p>
+      <w:r>
+        <w:t>{%p if q.question %}</w:t>
+      </w:r>
+    </w:p>
+    <w:p>
+      <w:r>
+        <w:t>{{p q.question }}</w:t>
+      </w:r>
+    </w:p>
+    <w:p>
+      <w:r>
+        <w:t>{%p endif %}</w:t>
+      </w:r>
+    </w:p>
+    <w:p>
+      <w:r>
+        <w:t>{%p else %}</w:t>
+      </w:r>
+    </w:p>
+    <w:p>
+      <w:r>
+        <w:t>{%p set q_counter.num = q_counter.num + 1 %}</w:t>
       </w:r>
     </w:p>
     <w:p>
@@ -1019,7 +1239,7 @@
           <w:b/>
           <w:sz w:val="24"/>
         </w:rPr>
-        <w:t>Question {{ loop.index }}.</w:t>
+        <w:t>Question {{ q_counter.num }}.</w:t>
       </w:r>
       <w:r>
         <w:rPr>
@@ -1034,6 +1254,21 @@
     <w:p>
       <w:r>
         <w:t>{{p q.question }}</w:t>
+      </w:r>
+    </w:p>
+    <w:p>
+      <w:r>
+        <w:t>{%p if q.figure %}</w:t>
+      </w:r>
+    </w:p>
+    <w:p>
+      <w:r>
+        <w:t>{{p q.figure }}</w:t>
+      </w:r>
+    </w:p>
+    <w:p>
+      <w:r>
+        <w:t>{%p endif %}</w:t>
       </w:r>
     </w:p>
     <w:p>
@@ -1228,6 +1463,38 @@
     </w:p>
     <w:p>
       <w:r>
+        <w:t>{%p if q.type == 'ordering' and q.choices %}</w:t>
+      </w:r>
+    </w:p>
+    <w:p>
+      <w:r>
+        <w:t>{%p for c in q.choices %}</w:t>
+      </w:r>
+    </w:p>
+    <w:p>
+      <w:r>
+        <w:rPr>
+          <w:rFonts w:ascii="Calibri" w:hAnsi="Calibri"/>
+          <w:sz w:val="24"/>
+        </w:rPr>
+        <w:t xml:space="preserve">    {% if solutions %}{{ loop.index }}.{% else %}({{ 'abcdefghijklmnopqrstuvwxyz'[loop.index0] }}){% endif %}  </w:t>
+      </w:r>
+      <w:r>
+        <w:t>{{r c }}</w:t>
+      </w:r>
+    </w:p>
+    <w:p>
+      <w:r>
+        <w:t>{%p endfor %}</w:t>
+      </w:r>
+    </w:p>
+    <w:p>
+      <w:r>
+        <w:t>{%p endif %}</w:t>
+      </w:r>
+    </w:p>
+    <w:p>
+      <w:r>
         <w:t>{%p if solutions and q.type == 'num' and q.answer is defined %}</w:t>
       </w:r>
     </w:p>
@@ -1323,6 +1590,11 @@
     <w:p>
       <w:r>
         <w:t>{{p q.answer }}</w:t>
+      </w:r>
+    </w:p>
+    <w:p>
+      <w:r>
+        <w:t>{%p endif %}</w:t>
       </w:r>
     </w:p>
     <w:p>
